--- a/public/letter-template/e5c3b78d-9a63-43e0-a092-bfb210166e77.docx
+++ b/public/letter-template/e5c3b78d-9a63-43e0-a092-bfb210166e77.docx
@@ -902,6 +902,14 @@
           <w:szCs w:val="24"/>
         </w:rPr>
       </w:pPr>
+      <w:r>
+        <w:rPr>
+          <w:rFonts w:ascii="Times New Roman" w:hAnsi="Times New Roman"/>
+          <w:sz w:val="24"/>
+          <w:szCs w:val="24"/>
+        </w:rPr>
+        <w:t>{{tanda_tangan}}</w:t>
+      </w:r>
     </w:p>
     <w:p>
       <w:pPr>
@@ -926,14 +934,6 @@
           <w:szCs w:val="24"/>
         </w:rPr>
       </w:pPr>
-      <w:r>
-        <w:rPr>
-          <w:rFonts w:ascii="Times New Roman" w:hAnsi="Times New Roman"/>
-          <w:sz w:val="24"/>
-          <w:szCs w:val="24"/>
-        </w:rPr>
-        <w:t>{{tanda_tangan}}</w:t>
-      </w:r>
     </w:p>
     <w:p>
       <w:pPr>
@@ -1101,27 +1101,6 @@
           <w:szCs w:val="24"/>
         </w:rPr>
         <w:t>Dekan sebagai laporan</w:t>
-      </w:r>
-    </w:p>
-    <w:p>
-      <w:pPr>
-        <w:tabs>
-          <w:tab w:val="left" w:pos="1320"/>
-        </w:tabs>
-        <w:spacing w:line="240" w:lineRule="auto"/>
-        <w:rPr>
-          <w:rFonts w:ascii="Times New Roman" w:hAnsi="Times New Roman"/>
-          <w:sz w:val="24"/>
-          <w:szCs w:val="24"/>
-        </w:rPr>
-      </w:pPr>
-      <w:r>
-        <w:rPr>
-          <w:rFonts w:ascii="Times New Roman" w:hAnsi="Times New Roman"/>
-          <w:sz w:val="24"/>
-          <w:szCs w:val="24"/>
-        </w:rPr>
-        <w:tab/>
       </w:r>
     </w:p>
     <w:sectPr>
@@ -2517,21 +2496,6 @@
 </file>
 
 <file path=customXml/item1.xml><?xml version="1.0" encoding="utf-8"?>
-<p:properties xmlns:p="http://schemas.microsoft.com/office/2006/metadata/properties" xmlns:xsi="http://www.w3.org/2001/XMLSchema-instance" xmlns:pc="http://schemas.microsoft.com/office/infopath/2007/PartnerControls">
-  <documentManagement/>
-</p:properties>
-</file>
-
-<file path=customXml/item2.xml><?xml version="1.0" encoding="utf-8"?>
-<?mso-contentType ?>
-<FormTemplates xmlns="http://schemas.microsoft.com/sharepoint/v3/contenttype/forms">
-  <Display>DocumentLibraryForm</Display>
-  <Edit>DocumentLibraryForm</Edit>
-  <New>DocumentLibraryForm</New>
-</FormTemplates>
-</file>
-
-<file path=customXml/item3.xml><?xml version="1.0" encoding="utf-8"?>
 <ct:contentTypeSchema xmlns:ct="http://schemas.microsoft.com/office/2006/metadata/contentType" xmlns:ma="http://schemas.microsoft.com/office/2006/metadata/properties/metaAttributes" ct:_="" ma:_="" ma:contentTypeName="Dokumen" ma:contentTypeID="0x0101002A97C2B651C46F459A2D1B94BF028F12" ma:contentTypeVersion="14" ma:contentTypeDescription="Buat sebuah dokumen baru." ma:contentTypeScope="" ma:versionID="3909f588b964a00e3f6b169eb2f95b13">
   <xsd:schema xmlns:xsd="http://www.w3.org/2001/XMLSchema" xmlns:xs="http://www.w3.org/2001/XMLSchema" xmlns:p="http://schemas.microsoft.com/office/2006/metadata/properties" xmlns:ns3="a0c296a6-8bf4-497a-871d-ae87e33b1d95" xmlns:ns4="97cf224e-80e4-4e53-9cec-88da41e13410" targetNamespace="http://schemas.microsoft.com/office/2006/metadata/properties" ma:root="true" ma:fieldsID="03063b6d4a3f1fa54990fbd79be50f2a" ns3:_="" ns4:_="">
     <xsd:import namespace="a0c296a6-8bf4-497a-871d-ae87e33b1d95"/>
@@ -2760,24 +2724,22 @@
 </ct:contentTypeSchema>
 </file>
 
-<file path=customXml/itemProps1.xml><?xml version="1.0" encoding="utf-8"?>
-<ds:datastoreItem xmlns:ds="http://schemas.openxmlformats.org/officeDocument/2006/customXml" ds:itemID="{4719D97A-E299-429E-AD48-97151EF9B61D}">
-  <ds:schemaRefs>
-    <ds:schemaRef ds:uri="http://schemas.microsoft.com/office/2006/metadata/properties"/>
-    <ds:schemaRef ds:uri="http://schemas.microsoft.com/office/infopath/2007/PartnerControls"/>
-  </ds:schemaRefs>
-</ds:datastoreItem>
+<file path=customXml/item2.xml><?xml version="1.0" encoding="utf-8"?>
+<?mso-contentType ?>
+<FormTemplates xmlns="http://schemas.microsoft.com/sharepoint/v3/contenttype/forms">
+  <Display>DocumentLibraryForm</Display>
+  <Edit>DocumentLibraryForm</Edit>
+  <New>DocumentLibraryForm</New>
+</FormTemplates>
 </file>
 
-<file path=customXml/itemProps2.xml><?xml version="1.0" encoding="utf-8"?>
-<ds:datastoreItem xmlns:ds="http://schemas.openxmlformats.org/officeDocument/2006/customXml" ds:itemID="{9C31DDAD-16D5-4C15-8601-F19CA4C2B942}">
-  <ds:schemaRefs>
-    <ds:schemaRef ds:uri="http://schemas.microsoft.com/sharepoint/v3/contenttype/forms"/>
-  </ds:schemaRefs>
-</ds:datastoreItem>
+<file path=customXml/item3.xml><?xml version="1.0" encoding="utf-8"?>
+<p:properties xmlns:p="http://schemas.microsoft.com/office/2006/metadata/properties" xmlns:xsi="http://www.w3.org/2001/XMLSchema-instance" xmlns:pc="http://schemas.microsoft.com/office/infopath/2007/PartnerControls">
+  <documentManagement/>
+</p:properties>
 </file>
 
-<file path=customXml/itemProps3.xml><?xml version="1.0" encoding="utf-8"?>
+<file path=customXml/itemProps1.xml><?xml version="1.0" encoding="utf-8"?>
 <ds:datastoreItem xmlns:ds="http://schemas.openxmlformats.org/officeDocument/2006/customXml" ds:itemID="{B0220B84-078C-41B8-88F8-C7E6CA289937}">
   <ds:schemaRefs>
     <ds:schemaRef ds:uri="http://schemas.microsoft.com/office/2006/metadata/contentType"/>
@@ -2794,4 +2756,21 @@
     <ds:schemaRef ds:uri="http://schemas.microsoft.com/internal/obd"/>
   </ds:schemaRefs>
 </ds:datastoreItem>
+</file>
+
+<file path=customXml/itemProps2.xml><?xml version="1.0" encoding="utf-8"?>
+<ds:datastoreItem xmlns:ds="http://schemas.openxmlformats.org/officeDocument/2006/customXml" ds:itemID="{9C31DDAD-16D5-4C15-8601-F19CA4C2B942}">
+  <ds:schemaRefs>
+    <ds:schemaRef ds:uri="http://schemas.microsoft.com/sharepoint/v3/contenttype/forms"/>
+  </ds:schemaRefs>
+</ds:datastoreItem>
+</file>
+
+<file path=customXml/itemProps3.xml><?xml version="1.0" encoding="utf-8"?>
+<ds:datastoreItem xmlns:ds="http://schemas.openxmlformats.org/officeDocument/2006/customXml" ds:itemID="{4719D97A-E299-429E-AD48-97151EF9B61D}">
+  <ds:schemaRefs>
+    <ds:schemaRef ds:uri="http://schemas.microsoft.com/office/2006/metadata/properties"/>
+    <ds:schemaRef ds:uri="http://schemas.microsoft.com/office/infopath/2007/PartnerControls"/>
+  </ds:schemaRefs>
+</ds:datastoreItem>
 </file>